--- a/public/cv/CV-Claudinei-Alves-Reis-PT.docx
+++ b/public/cv/CV-Claudinei-Alves-Reis-PT.docx
@@ -2,7 +2,7 @@
 <file path=word/document.xml><?xml version="1.0" encoding="utf-8"?>
 <w:document xmlns:w="http://schemas.openxmlformats.org/wordprocessingml/2006/main" xmlns:m="http://schemas.openxmlformats.org/officeDocument/2006/math" xmlns:r="http://schemas.openxmlformats.org/officeDocument/2006/relationships" xmlns:o="urn:schemas-microsoft-com:office:office" xmlns:v="urn:schemas-microsoft-com:vml" xmlns:w10="urn:schemas-microsoft-com:office:word" xmlns:a="http://schemas.openxmlformats.org/drawingml/2006/main" xmlns:pic="http://schemas.openxmlformats.org/drawingml/2006/picture" xmlns:wp="http://schemas.openxmlformats.org/drawingml/2006/wordprocessingDrawing">
   <w:body>
-    <w:bookmarkStart w:id="23" w:name="claudinei-alves-reis"/>
+    <w:bookmarkStart w:id="26" w:name="claudinei-alves-reis"/>
     <w:p>
       <w:pPr>
         <w:pStyle w:val="Heading1"/>
@@ -218,12 +218,12 @@
         </w:numPr>
       </w:pPr>
       <w:r>
-        <w:t xml:space="preserve">Apresentei o Skin Analyser AI, app que classifica câncer de pele por IA, em feiras como a 3M e a Bragantec, traduzindo resultado técnico para público não técnico.</w:t>
+        <w:t xml:space="preserve">Apresentei o Skin Analyser AI, app de triagem de lesões de pele com IA, em feiras como a 3M e a Bragantec, traduzindo resultado técnico para público não técnico.</w:t>
       </w:r>
     </w:p>
     <w:bookmarkEnd w:id="15"/>
     <w:bookmarkEnd w:id="16"/>
-    <w:bookmarkStart w:id="20" w:name="projetos"/>
+    <w:bookmarkStart w:id="23" w:name="projetos"/>
     <w:p>
       <w:pPr>
         <w:pStyle w:val="Heading2"/>
@@ -232,21 +232,32 @@
         <w:t xml:space="preserve">Projetos</w:t>
       </w:r>
     </w:p>
-    <w:bookmarkStart w:id="17" w:name="Xa2ced8a0610345cd02915b3dae3eaf2758c8e44"/>
+    <w:bookmarkStart w:id="18" w:name="Xf1da339a5ca09105b98ae490673f5fcb540e978"/>
     <w:p>
       <w:pPr>
         <w:pStyle w:val="Heading3"/>
       </w:pPr>
       <w:r>
-        <w:t xml:space="preserve">Skin Analyser — Triagem de Lesões Cutâneas por IA — 2025–2026</w:t>
-      </w:r>
+        <w:t xml:space="preserve">Skin Analyser — Triagem de Lesões Cutâneas por IA — 2025–2026 ·</w:t>
+      </w:r>
+      <w:r>
+        <w:t xml:space="preserve"> </w:t>
+      </w:r>
+      <w:hyperlink r:id="rId17">
+        <w:r>
+          <w:rPr>
+            <w:rStyle w:val="Hyperlink"/>
+          </w:rPr>
+          <w:t xml:space="preserve">github.com/ClaudineiAlves/skin-analyser</w:t>
+        </w:r>
+      </w:hyperlink>
     </w:p>
     <w:p>
       <w:pPr>
         <w:pStyle w:val="FirstParagraph"/>
       </w:pPr>
       <w:r>
-        <w:t xml:space="preserve">Python · TensorFlow/Keras · Scikit-learn · OpenCV · Pandas · NumPy · Supabase</w:t>
+        <w:t xml:space="preserve">Python · TensorFlow/Keras · Scikit-learn · OpenCV · Pandas · NumPy · Supabase · Kaggle</w:t>
       </w:r>
     </w:p>
     <w:p>
@@ -258,7 +269,7 @@
         </w:numPr>
       </w:pPr>
       <w:r>
-        <w:t xml:space="preserve">Construí o pré-processamento das imagens do dataset HAM10000 com OpenCV — redimensionamento, normalização e augmentation —, padronizando a entrada para todas as arquiteturas testadas.</w:t>
+        <w:t xml:space="preserve">Implementei o pré-processamento das imagens do HAM10000 com OpenCV e NumPy — redimensionamento, normalização e augmentation —, padronizando a entrada para todas as arquiteturas testadas.</w:t>
       </w:r>
     </w:p>
     <w:p>
@@ -270,16 +281,7 @@
         </w:numPr>
       </w:pPr>
       <w:r>
-        <w:t xml:space="preserve">Separei treino, validação e teste por lesão (</w:t>
-      </w:r>
-      <w:r>
-        <w:rPr>
-          <w:rStyle w:val="VerbatimChar"/>
-        </w:rPr>
-        <w:t xml:space="preserve">lesion_id</w:t>
-      </w:r>
-      <w:r>
-        <w:t xml:space="preserve">) com estratificação por classe, evitando vazamento de dados: fotos da mesma lesão nunca caem em conjuntos diferentes.</w:t>
+        <w:t xml:space="preserve">Separei treino, validação e teste por lesão com Pandas e StratifiedGroupKFold, evitando vazamento de dados: nenhuma das 7.470 lesões do HAM10000 aparece em mais de um conjunto.</w:t>
       </w:r>
     </w:p>
     <w:p>
@@ -291,7 +293,7 @@
         </w:numPr>
       </w:pPr>
       <w:r>
-        <w:t xml:space="preserve">Comparei 8 arquiteturas de rede neural convolucional em transfer learning (VGG19, ResNet50, DenseNet121, EfficientNetB0, InceptionV3, MobileNetV2, Xception e NASNetMobile) sob protocolo idêntico, elegendo a vencedora por métrica.</w:t>
+        <w:t xml:space="preserve">Comparei 8 arquiteturas de rede neural convolucional em transfer learning (VGG19, ResNet50, DenseNet121, EfficientNetB0, InceptionV3, MobileNetV2, Xception e NASNetMobile) sob protocolo idêntico, trocando de modelo só por configuração.</w:t>
       </w:r>
     </w:p>
     <w:p>
@@ -315,7 +317,7 @@
         </w:numPr>
       </w:pPr>
       <w:r>
-        <w:t xml:space="preserve">Avaliei os modelos por F1-score, recall, AUC e matriz de confusão por classe, priorizando recall na classe de maior risco clínico: recall de 73% e AUC de 0,85 em melanoma (ResNet50).</w:t>
+        <w:t xml:space="preserve">Retreinei ResNet50, EfficientNetB0 e DenseNet121 no Kaggle, avaliei por F1, recall, AUC e matriz de confusão e documentei resultados e limites no GitHub: a ResNet50 venceu, com recall de 73% e AUC de 0,85 em melanoma, a classe de maior risco.</w:t>
       </w:r>
     </w:p>
     <w:p>
@@ -330,15 +332,26 @@
         <w:t xml:space="preserve">Persisti execuções e métricas em Supabase e expus os KPIs diários — acurácia, sensibilidade e especificidade — em dashboard sobre views materializadas no PostgreSQL.</w:t>
       </w:r>
     </w:p>
-    <w:bookmarkEnd w:id="17"/>
-    <w:bookmarkStart w:id="18" w:name="Xc0b580a307546773826b02c546e9f43cba4c022"/>
+    <w:bookmarkEnd w:id="18"/>
+    <w:bookmarkStart w:id="20" w:name="X4c284328449239f221a904e76dee0b402519414"/>
     <w:p>
       <w:pPr>
         <w:pStyle w:val="Heading3"/>
       </w:pPr>
       <w:r>
-        <w:t xml:space="preserve">Agente de Triagem de E-mail com LLM Local — 2026</w:t>
-      </w:r>
+        <w:t xml:space="preserve">Agente de Triagem de E-mail com LLM Local — 2026 ·</w:t>
+      </w:r>
+      <w:r>
+        <w:t xml:space="preserve"> </w:t>
+      </w:r>
+      <w:hyperlink r:id="rId19">
+        <w:r>
+          <w:rPr>
+            <w:rStyle w:val="Hyperlink"/>
+          </w:rPr>
+          <w:t xml:space="preserve">github.com/ClaudineiAlves/triagem-email-llm</w:t>
+        </w:r>
+      </w:hyperlink>
     </w:p>
     <w:p>
       <w:pPr>
@@ -357,7 +370,7 @@
         </w:numPr>
       </w:pPr>
       <w:r>
-        <w:t xml:space="preserve">Construí agente que classifica e-mails recebidos em 8 categorias semânticas com LLM rodando local, mantendo prompt, descrições das categorias e limiares em configuração versionada, fora do fluxo de execução.</w:t>
+        <w:t xml:space="preserve">Desenvolvi agente que classifica e-mails recebidos em 8 categorias semânticas com LLM rodando local, mantendo prompt, descrições das categorias e limiares em configuração versionada, fora do fluxo de execução.</w:t>
       </w:r>
     </w:p>
     <w:p>
@@ -369,7 +382,7 @@
         </w:numPr>
       </w:pPr>
       <w:r>
-        <w:t xml:space="preserve">Defini limiar de confiança de 0,6 com rota de revisão manual: abaixo dele o e-mail vai para fila de revisão em vez de receber rótulo chutado.</w:t>
+        <w:t xml:space="preserve">Defini limiar de confiança de 0,6 e validação da saída (JSON e rótulo dentro do conjunto): o que falha vai para revisão manual em vez de receber rótulo chutado.</w:t>
       </w:r>
     </w:p>
     <w:p>
@@ -381,18 +394,29 @@
         </w:numPr>
       </w:pPr>
       <w:r>
-        <w:t xml:space="preserve">Diagnostiquei falha silenciosa em que o modelo inventava rótulos fora do conjunto previsto e corrigi dimensionando a janela de contexto, medindo o acerto em lote de e-mails reais antes e depois do ajuste.</w:t>
-      </w:r>
-    </w:p>
-    <w:bookmarkEnd w:id="18"/>
-    <w:bookmarkStart w:id="19" w:name="X51f35cd76b0b086bc6f94f397e9153c3521604b"/>
+        <w:t xml:space="preserve">Diagnostiquei falha silenciosa em que o modelo inventava rótulos e acertava 1 de 16 casos sem lançar erro: a janela de contexto era menor que o prompt; corrigi dimensionando-a pelo tamanho do prompt.</w:t>
+      </w:r>
+    </w:p>
+    <w:bookmarkEnd w:id="20"/>
+    <w:bookmarkStart w:id="22" w:name="X51f35cd76b0b086bc6f94f397e9153c3521604b"/>
     <w:p>
       <w:pPr>
         <w:pStyle w:val="Heading3"/>
       </w:pPr>
       <w:r>
-        <w:t xml:space="preserve">TransparênciaBR API — 2026 · github.com/ClaudineiAlves/transparenciabr-api</w:t>
-      </w:r>
+        <w:t xml:space="preserve">TransparênciaBR API — 2026 ·</w:t>
+      </w:r>
+      <w:r>
+        <w:t xml:space="preserve"> </w:t>
+      </w:r>
+      <w:hyperlink r:id="rId21">
+        <w:r>
+          <w:rPr>
+            <w:rStyle w:val="Hyperlink"/>
+          </w:rPr>
+          <w:t xml:space="preserve">github.com/ClaudineiAlves/transparenciabr-api</w:t>
+        </w:r>
+      </w:hyperlink>
     </w:p>
     <w:p>
       <w:pPr>
@@ -411,12 +435,12 @@
         </w:numPr>
       </w:pPr>
       <w:r>
-        <w:t xml:space="preserve">Construí pipeline de ingestão assíncrona que consome 4 datasets públicos da CGU, valida e tipa os campos com Pydantic e os normaliza em schema relacional PostgreSQL para consulta por período, órgão e valor.</w:t>
-      </w:r>
-    </w:p>
-    <w:bookmarkEnd w:id="19"/>
-    <w:bookmarkEnd w:id="20"/>
-    <w:bookmarkStart w:id="21" w:name="habilidades-técnicas"/>
+        <w:t xml:space="preserve">Construí pipeline de ingestão assíncrona que consome 4 datasets públicos da CGU, valida os campos com Pydantic, normaliza datas e valores e grava com upsert em PostgreSQL, com rotas de consulta por período, órgão e valor.</w:t>
+      </w:r>
+    </w:p>
+    <w:bookmarkEnd w:id="22"/>
+    <w:bookmarkEnd w:id="23"/>
+    <w:bookmarkStart w:id="24" w:name="habilidades-técnicas"/>
     <w:p>
       <w:pPr>
         <w:pStyle w:val="Heading2"/>
@@ -488,7 +512,7 @@
         <w:t xml:space="preserve"> </w:t>
       </w:r>
       <w:r>
-        <w:t xml:space="preserve">TensorFlow/Keras, redes neurais convolucionais, transfer learning, validação estratificada, métricas de classificação (F1, recall, AUC, matriz de confusão)</w:t>
+        <w:t xml:space="preserve">TensorFlow/Keras, redes neurais convolucionais, transfer learning, validação estratificada e agrupada, pesos por classe, métricas de classificação (F1, recall, AUC, matriz de confusão)</w:t>
       </w:r>
     </w:p>
     <w:p>
@@ -532,7 +556,7 @@
         <w:t xml:space="preserve"> </w:t>
       </w:r>
       <w:r>
-        <w:t xml:space="preserve">prompt engineering, classificação de texto com modelo local (Ollama), limiar de confiança e avaliação de saída</w:t>
+        <w:t xml:space="preserve">prompt engineering, classificação de texto com modelo local (Ollama), limiar de confiança e validação de saída</w:t>
       </w:r>
     </w:p>
     <w:p>
@@ -554,11 +578,11 @@
         <w:t xml:space="preserve"> </w:t>
       </w:r>
       <w:r>
-        <w:t xml:space="preserve">PostgreSQL, Supabase, Git, GitHub, Docker, Linux</w:t>
-      </w:r>
-    </w:p>
-    <w:bookmarkEnd w:id="21"/>
-    <w:bookmarkStart w:id="22" w:name="certificações"/>
+        <w:t xml:space="preserve">PostgreSQL, Supabase, Git, GitHub, Docker, Linux, Kaggle</w:t>
+      </w:r>
+    </w:p>
+    <w:bookmarkEnd w:id="24"/>
+    <w:bookmarkStart w:id="25" w:name="certificações"/>
     <w:p>
       <w:pPr>
         <w:pStyle w:val="Heading2"/>
@@ -591,8 +615,8 @@
         <w:t xml:space="preserve">Data Science Foundations — IBM SkillsBuild, 2026</w:t>
       </w:r>
     </w:p>
-    <w:bookmarkEnd w:id="22"/>
-    <w:bookmarkEnd w:id="23"/>
+    <w:bookmarkEnd w:id="25"/>
+    <w:bookmarkEnd w:id="26"/>
     <w:sectPr>
       <w:footnotePr>
         <w:numRestart w:val="eachSect"/>
